--- a/Chapter 2/Chapter 2.docx
+++ b/Chapter 2/Chapter 2.docx
@@ -3831,7 +3831,15 @@
           <w:szCs w:val="28"/>
         </w:rPr>
         <w:lastRenderedPageBreak/>
-        <w:t xml:space="preserve">a) </w:t>
+        <w:t>a</w:t>
+      </w:r>
+      <w:r>
+        <w:rPr>
+          <w:rFonts w:ascii="Nunito" w:hAnsi="Nunito"/>
+          <w:sz w:val="28"/>
+          <w:szCs w:val="28"/>
+        </w:rPr>
+        <w:t xml:space="preserve">) </w:t>
       </w:r>
       <w:proofErr w:type="spellStart"/>
       <w:r>
@@ -3869,6 +3877,14 @@
         </w:rPr>
         <w:t xml:space="preserve">", x); </w:t>
       </w:r>
+      <w:r>
+        <w:rPr>
+          <w:rFonts w:ascii="Nunito" w:hAnsi="Nunito"/>
+          <w:sz w:val="28"/>
+          <w:szCs w:val="28"/>
+        </w:rPr>
+        <w:t xml:space="preserve"> </w:t>
+      </w:r>
     </w:p>
     <w:p>
       <w:pPr>
@@ -3955,7 +3971,24 @@
           <w:sz w:val="28"/>
           <w:szCs w:val="28"/>
         </w:rPr>
-        <w:t xml:space="preserve">("x ="); d) </w:t>
+        <w:t>("x =");</w:t>
+      </w:r>
+    </w:p>
+    <w:p>
+      <w:pPr>
+        <w:rPr>
+          <w:rFonts w:ascii="Nunito" w:hAnsi="Nunito"/>
+          <w:sz w:val="28"/>
+          <w:szCs w:val="28"/>
+        </w:rPr>
+      </w:pPr>
+      <w:r>
+        <w:rPr>
+          <w:rFonts w:ascii="Nunito" w:hAnsi="Nunito"/>
+          <w:sz w:val="28"/>
+          <w:szCs w:val="28"/>
+        </w:rPr>
+        <w:t xml:space="preserve"> d) </w:t>
       </w:r>
       <w:proofErr w:type="spellStart"/>
       <w:r>
@@ -6884,23 +6917,21 @@
         </w:rPr>
         <w:t xml:space="preserve">2.19 What does the following code print? </w:t>
       </w:r>
-      <w:proofErr w:type="spellStart"/>
-      <w:r>
-        <w:rPr>
-          <w:rFonts w:ascii="Nunito" w:hAnsi="Nunito"/>
-          <w:sz w:val="28"/>
-          <w:szCs w:val="28"/>
-        </w:rPr>
-        <w:t>System.out.printf</w:t>
-      </w:r>
-      <w:proofErr w:type="spellEnd"/>
-      <w:r>
-        <w:rPr>
-          <w:rFonts w:ascii="Nunito" w:hAnsi="Nunito"/>
-          <w:sz w:val="28"/>
-          <w:szCs w:val="28"/>
-        </w:rPr>
-        <w:t xml:space="preserve">("*%n**%n***%n****%n*****%n"); </w:t>
+      <w:r>
+        <w:rPr>
+          <w:rFonts w:ascii="Nunito" w:hAnsi="Nunito"/>
+          <w:sz w:val="28"/>
+          <w:szCs w:val="28"/>
+        </w:rPr>
+        <w:t>c</w:t>
+      </w:r>
+      <w:r>
+        <w:rPr>
+          <w:rFonts w:ascii="Nunito" w:hAnsi="Nunito"/>
+          <w:sz w:val="28"/>
+          <w:szCs w:val="28"/>
+        </w:rPr>
+        <w:t xml:space="preserve"> </w:t>
       </w:r>
     </w:p>
     <w:p>
@@ -7053,7 +7084,6 @@
           <w:szCs w:val="28"/>
           <w:lang w:val="en-NG"/>
         </w:rPr>
-        <w:lastRenderedPageBreak/>
         <w:t>*****</w:t>
       </w:r>
     </w:p>
@@ -7582,6 +7612,7 @@
           <w:sz w:val="28"/>
           <w:szCs w:val="28"/>
         </w:rPr>
+        <w:lastRenderedPageBreak/>
         <w:t xml:space="preserve">2.23 What does the following code print? </w:t>
       </w:r>
       <w:proofErr w:type="spellStart"/>
@@ -10136,6 +10167,7 @@
   <w:style w:type="character" w:default="1" w:styleId="DefaultParagraphFont">
     <w:name w:val="Default Paragraph Font"/>
     <w:uiPriority w:val="1"/>
+    <w:semiHidden/>
     <w:unhideWhenUsed/>
   </w:style>
   <w:style w:type="table" w:default="1" w:styleId="TableNormal">
